--- a/eng/docx/60.content.docx
+++ b/eng/docx/60.content.docx
@@ -16242,14 +16242,14 @@
         <w:rPr>
           <w:lang w:val="en_US" w:bidi="en_US"/>
         </w:rPr>
-        <w:t xml:space="preserve"> and [[rc://</w:t>
+        <w:t>; and [[rc://</w:t>
       </w:r>
       <w:r>
         <w:rPr>
           <w:i/>
           <w:lang w:val="en_US" w:bidi="en_US"/>
         </w:rPr>
-        <w:t>/tw/dict/bible/kt/cornerstone]] and [[rc://</w:t>
+        <w:t>/tw/dict/bible/kt/cornerstone]]; and [[rc://</w:t>
       </w:r>
       <w:r>
         <w:rPr>
@@ -16344,7 +16344,7 @@
           <w:i/>
           <w:lang w:val="en_US" w:bidi="en_US"/>
         </w:rPr>
-        <w:t>/tw/dict/bible/other/sheep]] and [[rc://</w:t>
+        <w:t>/tw/dict/bible/other/sheep]]; and [[rc://</w:t>
       </w:r>
       <w:r>
         <w:rPr>
@@ -49083,7 +49083,7 @@
         <w:rPr>
           <w:lang w:val="en_US" w:bidi="en_US"/>
         </w:rPr>
-        <w:t xml:space="preserve">Babylon was the evil nation that had destroyed Jerusalem, taken the Jews away from their homes, and ruled over them. In other places in Scripture, the authors use Babylon as a metaphor for the enemies of God’s people. In 5:13 Peter uses Babylon as a metaphor for the nation that was persecuting the Christians to whom he was writing. Most scholars believe that here Peter is referring to Rome because the Romans were severely persecuting Christians there at that time. (See: [[rc://*/tw/dict/bible/kt/evil]] and </w:t>
+        <w:t xml:space="preserve">Babylon was the evil nation that had destroyed Jerusalem, taken the Jews away from their homes, and ruled over them. In other places in Scripture, the authors use Babylon as a metaphor for the enemies of God’s people. In 5:13 Peter uses Babylon as a metaphor for the nation that was persecuting the Christians to whom he was writing. Most scholars believe that here Peter is referring to Rome because the Romans were severely persecuting Christians there at that time. (See: [[rc://*/tw/dict/bible/kt/evil]]; and </w:t>
       </w:r>
       <w:r>
         <w:rPr>

--- a/eng/docx/60.content.docx
+++ b/eng/docx/60.content.docx
@@ -612,7 +612,19 @@
         <w:rPr>
           <w:lang w:val="en_US" w:bidi="en_US"/>
         </w:rPr>
-        <w:t>The author identified himself as Peter, who was also called Simon Peter. He was an apostle, and he also wrote the book of 2 Peter. Peter probably wrote this letter in Rome. He wrote the letter to Gentile Christians scattered throughout Asia Minor. (See: [[rc://*/tw/dict/bible/names/peter]])</w:t>
+        <w:t xml:space="preserve">The author identified himself as Peter, who was also called Simon Peter. He was an apostle, and he also wrote the book of 2 Peter. Peter probably wrote this letter in Rome. He wrote the letter to Gentile Christians scattered throughout Asia Minor. (See: </w:t>
+      </w:r>
+      <w:r>
+        <w:rPr>
+          <w:lang w:val="en_US" w:bidi="en_US"/>
+        </w:rPr>
+        <w:t>Peter, Simon Peter, Cephas</w:t>
+      </w:r>
+      <w:r>
+        <w:rPr>
+          <w:lang w:val="en_US" w:bidi="en_US"/>
+        </w:rPr>
+        <w:t>)</w:t>
       </w:r>
       <w:r>
         <w:rPr>
@@ -1162,7 +1174,19 @@
         <w:rPr>
           <w:lang w:val="en_US" w:bidi="en_US"/>
         </w:rPr>
-        <w:t>God wants his people to be holy because God is holy (1:15). (See: [[rc://*/tw/dict/bible/kt/holy]])</w:t>
+        <w:t xml:space="preserve">God wants his people to be holy because God is holy (1:15). (See: </w:t>
+      </w:r>
+      <w:r>
+        <w:rPr>
+          <w:lang w:val="en_US" w:bidi="en_US"/>
+        </w:rPr>
+        <w:t>holy, holiness, unholy, sacred</w:t>
+      </w:r>
+      <w:r>
+        <w:rPr>
+          <w:lang w:val="en_US" w:bidi="en_US"/>
+        </w:rPr>
+        <w:t>)</w:t>
       </w:r>
       <w:r>
         <w:rPr>
@@ -1197,7 +1221,19 @@
         <w:rPr>
           <w:lang w:val="en_US" w:bidi="en_US"/>
         </w:rPr>
-        <w:t>Peter tells Christians to live for things that will last forever and not to live for the things of this world, which will end. (See: [[rc://*/tw/dict/bible/kt/eternity]])</w:t>
+        <w:t xml:space="preserve">Peter tells Christians to live for things that will last forever and not to live for the things of this world, which will end. (See: </w:t>
+      </w:r>
+      <w:r>
+        <w:rPr>
+          <w:lang w:val="en_US" w:bidi="en_US"/>
+        </w:rPr>
+        <w:t>eternity, everlasting, eternal, forever</w:t>
+      </w:r>
+      <w:r>
+        <w:rPr>
+          <w:lang w:val="en_US" w:bidi="en_US"/>
+        </w:rPr>
+        <w:t>)</w:t>
       </w:r>
       <w:r>
         <w:rPr>
@@ -5381,6 +5417,424 @@
         <w:rPr>
           <w:lang w:val="en_US" w:bidi="en_US"/>
         </w:rPr>
+        <w:t>1 Peter 1:5 (#1)</w:t>
+      </w:r>
+      <w:r>
+        <w:rPr>
+          <w:lang w:val="en_US" w:bidi="en_US"/>
+        </w:rPr>
+      </w:r>
+    </w:p>
+    <w:p>
+      <w:pPr/>
+      <w:r>
+        <w:rPr>
+          <w:lang w:val="en_US" w:bidi="en_US"/>
+        </w:rPr>
+      </w:r>
+      <w:r>
+        <w:rPr>
+          <w:b/>
+          <w:lang w:val="en_US" w:bidi="en_US"/>
+        </w:rPr>
+        <w:t>τοὺς ἐν δυνάμει Θεοῦ φρουρουμένους</w:t>
+      </w:r>
+    </w:p>
+    <w:p>
+      <w:pPr/>
+      <w:r>
+        <w:rPr>
+          <w:lang w:val="en_US" w:bidi="en_US"/>
+        </w:rPr>
+      </w:r>
+      <w:r>
+        <w:rPr>
+          <w:b/>
+          <w:lang w:val="en_US" w:bidi="en_US"/>
+        </w:rPr>
+        <w:t>"the ones being protected by the power of God"</w:t>
+      </w:r>
+    </w:p>
+    <w:p>
+      <w:pPr/>
+      <w:r>
+        <w:rPr>
+          <w:lang w:val="en_US" w:bidi="en_US"/>
+        </w:rPr>
+      </w:r>
+      <w:r>
+        <w:rPr>
+          <w:lang w:val="en_US" w:bidi="en_US"/>
+        </w:rPr>
+        <w:t>If your language does not use the passive form in this way, you can state this in active form or in another way that is natural in your language. Alternate translation: [the ones whom God is protecting with his power]</w:t>
+      </w:r>
+    </w:p>
+    <w:p>
+      <w:pPr/>
+      <w:r>
+        <w:rPr>
+          <w:lang w:val="en_US" w:bidi="en_US"/>
+        </w:rPr>
+      </w:r>
+      <w:r>
+        <w:rPr>
+          <w:lang w:val="en_US" w:bidi="en_US"/>
+        </w:rPr>
+        <w:t xml:space="preserve">See: </w:t>
+      </w:r>
+      <w:r>
+        <w:rPr>
+          <w:lang w:val="en_US" w:bidi="en_US"/>
+        </w:rPr>
+        <w:t>Active or Passive</w:t>
+      </w:r>
+      <w:r>
+        <w:rPr>
+          <w:lang w:val="en_US" w:bidi="en_US"/>
+        </w:rPr>
+      </w:r>
+      <w:r>
+        <w:rPr>
+          <w:lang w:val="en_US" w:bidi="en_US"/>
+        </w:rPr>
+      </w:r>
+    </w:p>
+    <w:p>
+      <w:pPr/>
+      <w:r>
+        <w:rPr>
+          <w:lang w:val="en_US" w:bidi="en_US"/>
+        </w:rPr>
+      </w:r>
+    </w:p>
+    <w:p>
+      <w:pPr>
+        <w:pStyle w:val="Heading2"/>
+      </w:pPr>
+      <w:r>
+        <w:rPr>
+          <w:lang w:val="en_US" w:bidi="en_US"/>
+        </w:rPr>
+        <w:t>1 Peter 1:5 (#5)</w:t>
+      </w:r>
+      <w:r>
+        <w:rPr>
+          <w:lang w:val="en_US" w:bidi="en_US"/>
+        </w:rPr>
+      </w:r>
+    </w:p>
+    <w:p>
+      <w:pPr/>
+      <w:r>
+        <w:rPr>
+          <w:lang w:val="en_US" w:bidi="en_US"/>
+        </w:rPr>
+      </w:r>
+      <w:r>
+        <w:rPr>
+          <w:b/>
+          <w:lang w:val="en_US" w:bidi="en_US"/>
+        </w:rPr>
+        <w:t>ἑτοίμην ἀποκαλυφθῆναι</w:t>
+      </w:r>
+    </w:p>
+    <w:p>
+      <w:pPr/>
+      <w:r>
+        <w:rPr>
+          <w:lang w:val="en_US" w:bidi="en_US"/>
+        </w:rPr>
+      </w:r>
+      <w:r>
+        <w:rPr>
+          <w:b/>
+          <w:lang w:val="en_US" w:bidi="en_US"/>
+        </w:rPr>
+        <w:t>"ready to be revealed"</w:t>
+      </w:r>
+    </w:p>
+    <w:p>
+      <w:pPr/>
+      <w:r>
+        <w:rPr>
+          <w:lang w:val="en_US" w:bidi="en_US"/>
+        </w:rPr>
+      </w:r>
+      <w:r>
+        <w:rPr>
+          <w:lang w:val="en_US" w:bidi="en_US"/>
+        </w:rPr>
+        <w:t>If your language does not use the passive form in this way, you can state this in active form or in another way that is natural in your language. Alternate translation: [that God is ready to reveal]</w:t>
+      </w:r>
+    </w:p>
+    <w:p>
+      <w:pPr/>
+      <w:r>
+        <w:rPr>
+          <w:lang w:val="en_US" w:bidi="en_US"/>
+        </w:rPr>
+      </w:r>
+      <w:r>
+        <w:rPr>
+          <w:lang w:val="en_US" w:bidi="en_US"/>
+        </w:rPr>
+        <w:t xml:space="preserve">See: </w:t>
+      </w:r>
+      <w:r>
+        <w:rPr>
+          <w:lang w:val="en_US" w:bidi="en_US"/>
+        </w:rPr>
+        <w:t>Active or Passive</w:t>
+      </w:r>
+      <w:r>
+        <w:rPr>
+          <w:lang w:val="en_US" w:bidi="en_US"/>
+        </w:rPr>
+      </w:r>
+      <w:r>
+        <w:rPr>
+          <w:lang w:val="en_US" w:bidi="en_US"/>
+        </w:rPr>
+      </w:r>
+    </w:p>
+    <w:p>
+      <w:pPr/>
+      <w:r>
+        <w:rPr>
+          <w:lang w:val="en_US" w:bidi="en_US"/>
+        </w:rPr>
+      </w:r>
+    </w:p>
+    <w:p>
+      <w:pPr>
+        <w:pStyle w:val="Heading2"/>
+      </w:pPr>
+      <w:r>
+        <w:rPr>
+          <w:lang w:val="en_US" w:bidi="en_US"/>
+        </w:rPr>
+        <w:t>1 Peter 1:5 (#4)</w:t>
+      </w:r>
+      <w:r>
+        <w:rPr>
+          <w:lang w:val="en_US" w:bidi="en_US"/>
+        </w:rPr>
+      </w:r>
+    </w:p>
+    <w:p>
+      <w:pPr/>
+      <w:r>
+        <w:rPr>
+          <w:lang w:val="en_US" w:bidi="en_US"/>
+        </w:rPr>
+      </w:r>
+      <w:r>
+        <w:rPr>
+          <w:b/>
+          <w:lang w:val="en_US" w:bidi="en_US"/>
+        </w:rPr>
+        <w:t>εἰς σωτηρίαν ἑτοίμην ἀποκαλυφθῆναι</w:t>
+      </w:r>
+    </w:p>
+    <w:p>
+      <w:pPr/>
+      <w:r>
+        <w:rPr>
+          <w:lang w:val="en_US" w:bidi="en_US"/>
+        </w:rPr>
+      </w:r>
+      <w:r>
+        <w:rPr>
+          <w:b/>
+          <w:lang w:val="en_US" w:bidi="en_US"/>
+        </w:rPr>
+        <w:t>"for a salvation ready to be revealed"</w:t>
+      </w:r>
+    </w:p>
+    <w:p>
+      <w:pPr/>
+      <w:r>
+        <w:rPr>
+          <w:lang w:val="en_US" w:bidi="en_US"/>
+        </w:rPr>
+      </w:r>
+      <w:r>
+        <w:rPr>
+          <w:lang w:val="en_US" w:bidi="en_US"/>
+        </w:rPr>
+        <w:t xml:space="preserve">If your language does not use an abstract noun for the idea of </w:t>
+      </w:r>
+      <w:r>
+        <w:rPr>
+          <w:b/>
+          <w:lang w:val="en_US" w:bidi="en_US"/>
+        </w:rPr>
+        <w:t>salvation</w:t>
+      </w:r>
+      <w:r>
+        <w:rPr>
+          <w:lang w:val="en_US" w:bidi="en_US"/>
+        </w:rPr>
+        <w:t>, you can express the same idea in another way. Alternate translation: [for the time when God saves you, which is ready to be revealed]</w:t>
+      </w:r>
+    </w:p>
+    <w:p>
+      <w:pPr/>
+      <w:r>
+        <w:rPr>
+          <w:lang w:val="en_US" w:bidi="en_US"/>
+        </w:rPr>
+      </w:r>
+      <w:r>
+        <w:rPr>
+          <w:lang w:val="en_US" w:bidi="en_US"/>
+        </w:rPr>
+        <w:t xml:space="preserve">See: </w:t>
+      </w:r>
+      <w:r>
+        <w:rPr>
+          <w:lang w:val="en_US" w:bidi="en_US"/>
+        </w:rPr>
+        <w:t>Abstract Nouns</w:t>
+      </w:r>
+      <w:r>
+        <w:rPr>
+          <w:lang w:val="en_US" w:bidi="en_US"/>
+        </w:rPr>
+      </w:r>
+      <w:r>
+        <w:rPr>
+          <w:lang w:val="en_US" w:bidi="en_US"/>
+        </w:rPr>
+      </w:r>
+    </w:p>
+    <w:p>
+      <w:pPr/>
+      <w:r>
+        <w:rPr>
+          <w:lang w:val="en_US" w:bidi="en_US"/>
+        </w:rPr>
+      </w:r>
+    </w:p>
+    <w:p>
+      <w:pPr>
+        <w:pStyle w:val="Heading2"/>
+      </w:pPr>
+      <w:r>
+        <w:rPr>
+          <w:lang w:val="en_US" w:bidi="en_US"/>
+        </w:rPr>
+        <w:t>1 Peter 1:5 (#2)</w:t>
+      </w:r>
+      <w:r>
+        <w:rPr>
+          <w:lang w:val="en_US" w:bidi="en_US"/>
+        </w:rPr>
+      </w:r>
+    </w:p>
+    <w:p>
+      <w:pPr/>
+      <w:r>
+        <w:rPr>
+          <w:lang w:val="en_US" w:bidi="en_US"/>
+        </w:rPr>
+      </w:r>
+      <w:r>
+        <w:rPr>
+          <w:b/>
+          <w:lang w:val="en_US" w:bidi="en_US"/>
+        </w:rPr>
+        <w:t>διὰ πίστεως</w:t>
+      </w:r>
+    </w:p>
+    <w:p>
+      <w:pPr/>
+      <w:r>
+        <w:rPr>
+          <w:lang w:val="en_US" w:bidi="en_US"/>
+        </w:rPr>
+      </w:r>
+      <w:r>
+        <w:rPr>
+          <w:b/>
+          <w:lang w:val="en_US" w:bidi="en_US"/>
+        </w:rPr>
+        <w:t>"through faith"</w:t>
+      </w:r>
+    </w:p>
+    <w:p>
+      <w:pPr/>
+      <w:r>
+        <w:rPr>
+          <w:lang w:val="en_US" w:bidi="en_US"/>
+        </w:rPr>
+      </w:r>
+      <w:r>
+        <w:rPr>
+          <w:lang w:val="en_US" w:bidi="en_US"/>
+        </w:rPr>
+        <w:t xml:space="preserve">If your language does not use an abstract noun for the idea of </w:t>
+      </w:r>
+      <w:r>
+        <w:rPr>
+          <w:b/>
+          <w:lang w:val="en_US" w:bidi="en_US"/>
+        </w:rPr>
+        <w:t>faith</w:t>
+      </w:r>
+      <w:r>
+        <w:rPr>
+          <w:lang w:val="en_US" w:bidi="en_US"/>
+        </w:rPr>
+        <w:t>, you can express the same idea in another way. Alternate translation: [by believing in Jesus]</w:t>
+      </w:r>
+    </w:p>
+    <w:p>
+      <w:pPr/>
+      <w:r>
+        <w:rPr>
+          <w:lang w:val="en_US" w:bidi="en_US"/>
+        </w:rPr>
+      </w:r>
+      <w:r>
+        <w:rPr>
+          <w:lang w:val="en_US" w:bidi="en_US"/>
+        </w:rPr>
+        <w:t xml:space="preserve">See: </w:t>
+      </w:r>
+      <w:r>
+        <w:rPr>
+          <w:lang w:val="en_US" w:bidi="en_US"/>
+        </w:rPr>
+        <w:t>Abstract Nouns</w:t>
+      </w:r>
+      <w:r>
+        <w:rPr>
+          <w:lang w:val="en_US" w:bidi="en_US"/>
+        </w:rPr>
+      </w:r>
+      <w:r>
+        <w:rPr>
+          <w:lang w:val="en_US" w:bidi="en_US"/>
+        </w:rPr>
+      </w:r>
+    </w:p>
+    <w:p>
+      <w:pPr/>
+      <w:r>
+        <w:rPr>
+          <w:lang w:val="en_US" w:bidi="en_US"/>
+        </w:rPr>
+      </w:r>
+    </w:p>
+    <w:p>
+      <w:pPr>
+        <w:pStyle w:val="Heading2"/>
+      </w:pPr>
+      <w:r>
+        <w:rPr>
+          <w:lang w:val="en_US" w:bidi="en_US"/>
+        </w:rPr>
         <w:t>1 Peter 1:5 (#6)</w:t>
       </w:r>
       <w:r>
@@ -5443,7 +5897,19 @@
         <w:rPr>
           <w:lang w:val="en_US" w:bidi="en_US"/>
         </w:rPr>
-        <w:t xml:space="preserve"> refers to “the day of the Lord,” which is the time when Jesus returns to the world to judge everyone and vindicate those who believe in him. (See: [[rc://*/tw/dict/bible/kt/dayofthelord]]) If it would be helpful to your readers, you could express this explicitly. Alternate translation: [in the last time, when Jesus returns and judges everyone]</w:t>
+        <w:t xml:space="preserve"> refers to “the day of the Lord,” which is the time when Jesus returns to the world to judge everyone and vindicate those who believe in him. (See: </w:t>
+      </w:r>
+      <w:r>
+        <w:rPr>
+          <w:lang w:val="en_US" w:bidi="en_US"/>
+        </w:rPr>
+        <w:t>day of the Lord, day of Yahweh</w:t>
+      </w:r>
+      <w:r>
+        <w:rPr>
+          <w:lang w:val="en_US" w:bidi="en_US"/>
+        </w:rPr>
+        <w:t>) If it would be helpful to your readers, you could express this explicitly. Alternate translation: [in the last time, when Jesus returns and judges everyone]</w:t>
       </w:r>
     </w:p>
     <w:p>
@@ -5464,424 +5930,6 @@
           <w:lang w:val="en_US" w:bidi="en_US"/>
         </w:rPr>
         <w:t>Assumed Knowledge and Implicit Information</w:t>
-      </w:r>
-      <w:r>
-        <w:rPr>
-          <w:lang w:val="en_US" w:bidi="en_US"/>
-        </w:rPr>
-      </w:r>
-      <w:r>
-        <w:rPr>
-          <w:lang w:val="en_US" w:bidi="en_US"/>
-        </w:rPr>
-      </w:r>
-    </w:p>
-    <w:p>
-      <w:pPr/>
-      <w:r>
-        <w:rPr>
-          <w:lang w:val="en_US" w:bidi="en_US"/>
-        </w:rPr>
-      </w:r>
-    </w:p>
-    <w:p>
-      <w:pPr>
-        <w:pStyle w:val="Heading2"/>
-      </w:pPr>
-      <w:r>
-        <w:rPr>
-          <w:lang w:val="en_US" w:bidi="en_US"/>
-        </w:rPr>
-        <w:t>1 Peter 1:5 (#1)</w:t>
-      </w:r>
-      <w:r>
-        <w:rPr>
-          <w:lang w:val="en_US" w:bidi="en_US"/>
-        </w:rPr>
-      </w:r>
-    </w:p>
-    <w:p>
-      <w:pPr/>
-      <w:r>
-        <w:rPr>
-          <w:lang w:val="en_US" w:bidi="en_US"/>
-        </w:rPr>
-      </w:r>
-      <w:r>
-        <w:rPr>
-          <w:b/>
-          <w:lang w:val="en_US" w:bidi="en_US"/>
-        </w:rPr>
-        <w:t>τοὺς ἐν δυνάμει Θεοῦ φρουρουμένους</w:t>
-      </w:r>
-    </w:p>
-    <w:p>
-      <w:pPr/>
-      <w:r>
-        <w:rPr>
-          <w:lang w:val="en_US" w:bidi="en_US"/>
-        </w:rPr>
-      </w:r>
-      <w:r>
-        <w:rPr>
-          <w:b/>
-          <w:lang w:val="en_US" w:bidi="en_US"/>
-        </w:rPr>
-        <w:t>"the ones being protected by the power of God"</w:t>
-      </w:r>
-    </w:p>
-    <w:p>
-      <w:pPr/>
-      <w:r>
-        <w:rPr>
-          <w:lang w:val="en_US" w:bidi="en_US"/>
-        </w:rPr>
-      </w:r>
-      <w:r>
-        <w:rPr>
-          <w:lang w:val="en_US" w:bidi="en_US"/>
-        </w:rPr>
-        <w:t>If your language does not use the passive form in this way, you can state this in active form or in another way that is natural in your language. Alternate translation: [the ones whom God is protecting with his power]</w:t>
-      </w:r>
-    </w:p>
-    <w:p>
-      <w:pPr/>
-      <w:r>
-        <w:rPr>
-          <w:lang w:val="en_US" w:bidi="en_US"/>
-        </w:rPr>
-      </w:r>
-      <w:r>
-        <w:rPr>
-          <w:lang w:val="en_US" w:bidi="en_US"/>
-        </w:rPr>
-        <w:t xml:space="preserve">See: </w:t>
-      </w:r>
-      <w:r>
-        <w:rPr>
-          <w:lang w:val="en_US" w:bidi="en_US"/>
-        </w:rPr>
-        <w:t>Active or Passive</w:t>
-      </w:r>
-      <w:r>
-        <w:rPr>
-          <w:lang w:val="en_US" w:bidi="en_US"/>
-        </w:rPr>
-      </w:r>
-      <w:r>
-        <w:rPr>
-          <w:lang w:val="en_US" w:bidi="en_US"/>
-        </w:rPr>
-      </w:r>
-    </w:p>
-    <w:p>
-      <w:pPr/>
-      <w:r>
-        <w:rPr>
-          <w:lang w:val="en_US" w:bidi="en_US"/>
-        </w:rPr>
-      </w:r>
-    </w:p>
-    <w:p>
-      <w:pPr>
-        <w:pStyle w:val="Heading2"/>
-      </w:pPr>
-      <w:r>
-        <w:rPr>
-          <w:lang w:val="en_US" w:bidi="en_US"/>
-        </w:rPr>
-        <w:t>1 Peter 1:5 (#5)</w:t>
-      </w:r>
-      <w:r>
-        <w:rPr>
-          <w:lang w:val="en_US" w:bidi="en_US"/>
-        </w:rPr>
-      </w:r>
-    </w:p>
-    <w:p>
-      <w:pPr/>
-      <w:r>
-        <w:rPr>
-          <w:lang w:val="en_US" w:bidi="en_US"/>
-        </w:rPr>
-      </w:r>
-      <w:r>
-        <w:rPr>
-          <w:b/>
-          <w:lang w:val="en_US" w:bidi="en_US"/>
-        </w:rPr>
-        <w:t>ἑτοίμην ἀποκαλυφθῆναι</w:t>
-      </w:r>
-    </w:p>
-    <w:p>
-      <w:pPr/>
-      <w:r>
-        <w:rPr>
-          <w:lang w:val="en_US" w:bidi="en_US"/>
-        </w:rPr>
-      </w:r>
-      <w:r>
-        <w:rPr>
-          <w:b/>
-          <w:lang w:val="en_US" w:bidi="en_US"/>
-        </w:rPr>
-        <w:t>"ready to be revealed"</w:t>
-      </w:r>
-    </w:p>
-    <w:p>
-      <w:pPr/>
-      <w:r>
-        <w:rPr>
-          <w:lang w:val="en_US" w:bidi="en_US"/>
-        </w:rPr>
-      </w:r>
-      <w:r>
-        <w:rPr>
-          <w:lang w:val="en_US" w:bidi="en_US"/>
-        </w:rPr>
-        <w:t>If your language does not use the passive form in this way, you can state this in active form or in another way that is natural in your language. Alternate translation: [that God is ready to reveal]</w:t>
-      </w:r>
-    </w:p>
-    <w:p>
-      <w:pPr/>
-      <w:r>
-        <w:rPr>
-          <w:lang w:val="en_US" w:bidi="en_US"/>
-        </w:rPr>
-      </w:r>
-      <w:r>
-        <w:rPr>
-          <w:lang w:val="en_US" w:bidi="en_US"/>
-        </w:rPr>
-        <w:t xml:space="preserve">See: </w:t>
-      </w:r>
-      <w:r>
-        <w:rPr>
-          <w:lang w:val="en_US" w:bidi="en_US"/>
-        </w:rPr>
-        <w:t>Active or Passive</w:t>
-      </w:r>
-      <w:r>
-        <w:rPr>
-          <w:lang w:val="en_US" w:bidi="en_US"/>
-        </w:rPr>
-      </w:r>
-      <w:r>
-        <w:rPr>
-          <w:lang w:val="en_US" w:bidi="en_US"/>
-        </w:rPr>
-      </w:r>
-    </w:p>
-    <w:p>
-      <w:pPr/>
-      <w:r>
-        <w:rPr>
-          <w:lang w:val="en_US" w:bidi="en_US"/>
-        </w:rPr>
-      </w:r>
-    </w:p>
-    <w:p>
-      <w:pPr>
-        <w:pStyle w:val="Heading2"/>
-      </w:pPr>
-      <w:r>
-        <w:rPr>
-          <w:lang w:val="en_US" w:bidi="en_US"/>
-        </w:rPr>
-        <w:t>1 Peter 1:5 (#4)</w:t>
-      </w:r>
-      <w:r>
-        <w:rPr>
-          <w:lang w:val="en_US" w:bidi="en_US"/>
-        </w:rPr>
-      </w:r>
-    </w:p>
-    <w:p>
-      <w:pPr/>
-      <w:r>
-        <w:rPr>
-          <w:lang w:val="en_US" w:bidi="en_US"/>
-        </w:rPr>
-      </w:r>
-      <w:r>
-        <w:rPr>
-          <w:b/>
-          <w:lang w:val="en_US" w:bidi="en_US"/>
-        </w:rPr>
-        <w:t>εἰς σωτηρίαν ἑτοίμην ἀποκαλυφθῆναι</w:t>
-      </w:r>
-    </w:p>
-    <w:p>
-      <w:pPr/>
-      <w:r>
-        <w:rPr>
-          <w:lang w:val="en_US" w:bidi="en_US"/>
-        </w:rPr>
-      </w:r>
-      <w:r>
-        <w:rPr>
-          <w:b/>
-          <w:lang w:val="en_US" w:bidi="en_US"/>
-        </w:rPr>
-        <w:t>"for a salvation ready to be revealed"</w:t>
-      </w:r>
-    </w:p>
-    <w:p>
-      <w:pPr/>
-      <w:r>
-        <w:rPr>
-          <w:lang w:val="en_US" w:bidi="en_US"/>
-        </w:rPr>
-      </w:r>
-      <w:r>
-        <w:rPr>
-          <w:lang w:val="en_US" w:bidi="en_US"/>
-        </w:rPr>
-        <w:t xml:space="preserve">If your language does not use an abstract noun for the idea of </w:t>
-      </w:r>
-      <w:r>
-        <w:rPr>
-          <w:b/>
-          <w:lang w:val="en_US" w:bidi="en_US"/>
-        </w:rPr>
-        <w:t>salvation</w:t>
-      </w:r>
-      <w:r>
-        <w:rPr>
-          <w:lang w:val="en_US" w:bidi="en_US"/>
-        </w:rPr>
-        <w:t>, you can express the same idea in another way. Alternate translation: [for the time when God saves you, which is ready to be revealed]</w:t>
-      </w:r>
-    </w:p>
-    <w:p>
-      <w:pPr/>
-      <w:r>
-        <w:rPr>
-          <w:lang w:val="en_US" w:bidi="en_US"/>
-        </w:rPr>
-      </w:r>
-      <w:r>
-        <w:rPr>
-          <w:lang w:val="en_US" w:bidi="en_US"/>
-        </w:rPr>
-        <w:t xml:space="preserve">See: </w:t>
-      </w:r>
-      <w:r>
-        <w:rPr>
-          <w:lang w:val="en_US" w:bidi="en_US"/>
-        </w:rPr>
-        <w:t>Abstract Nouns</w:t>
-      </w:r>
-      <w:r>
-        <w:rPr>
-          <w:lang w:val="en_US" w:bidi="en_US"/>
-        </w:rPr>
-      </w:r>
-      <w:r>
-        <w:rPr>
-          <w:lang w:val="en_US" w:bidi="en_US"/>
-        </w:rPr>
-      </w:r>
-    </w:p>
-    <w:p>
-      <w:pPr/>
-      <w:r>
-        <w:rPr>
-          <w:lang w:val="en_US" w:bidi="en_US"/>
-        </w:rPr>
-      </w:r>
-    </w:p>
-    <w:p>
-      <w:pPr>
-        <w:pStyle w:val="Heading2"/>
-      </w:pPr>
-      <w:r>
-        <w:rPr>
-          <w:lang w:val="en_US" w:bidi="en_US"/>
-        </w:rPr>
-        <w:t>1 Peter 1:5 (#2)</w:t>
-      </w:r>
-      <w:r>
-        <w:rPr>
-          <w:lang w:val="en_US" w:bidi="en_US"/>
-        </w:rPr>
-      </w:r>
-    </w:p>
-    <w:p>
-      <w:pPr/>
-      <w:r>
-        <w:rPr>
-          <w:lang w:val="en_US" w:bidi="en_US"/>
-        </w:rPr>
-      </w:r>
-      <w:r>
-        <w:rPr>
-          <w:b/>
-          <w:lang w:val="en_US" w:bidi="en_US"/>
-        </w:rPr>
-        <w:t>διὰ πίστεως</w:t>
-      </w:r>
-    </w:p>
-    <w:p>
-      <w:pPr/>
-      <w:r>
-        <w:rPr>
-          <w:lang w:val="en_US" w:bidi="en_US"/>
-        </w:rPr>
-      </w:r>
-      <w:r>
-        <w:rPr>
-          <w:b/>
-          <w:lang w:val="en_US" w:bidi="en_US"/>
-        </w:rPr>
-        <w:t>"through faith"</w:t>
-      </w:r>
-    </w:p>
-    <w:p>
-      <w:pPr/>
-      <w:r>
-        <w:rPr>
-          <w:lang w:val="en_US" w:bidi="en_US"/>
-        </w:rPr>
-      </w:r>
-      <w:r>
-        <w:rPr>
-          <w:lang w:val="en_US" w:bidi="en_US"/>
-        </w:rPr>
-        <w:t xml:space="preserve">If your language does not use an abstract noun for the idea of </w:t>
-      </w:r>
-      <w:r>
-        <w:rPr>
-          <w:b/>
-          <w:lang w:val="en_US" w:bidi="en_US"/>
-        </w:rPr>
-        <w:t>faith</w:t>
-      </w:r>
-      <w:r>
-        <w:rPr>
-          <w:lang w:val="en_US" w:bidi="en_US"/>
-        </w:rPr>
-        <w:t>, you can express the same idea in another way. Alternate translation: [by believing in Jesus]</w:t>
-      </w:r>
-    </w:p>
-    <w:p>
-      <w:pPr/>
-      <w:r>
-        <w:rPr>
-          <w:lang w:val="en_US" w:bidi="en_US"/>
-        </w:rPr>
-      </w:r>
-      <w:r>
-        <w:rPr>
-          <w:lang w:val="en_US" w:bidi="en_US"/>
-        </w:rPr>
-        <w:t xml:space="preserve">See: </w:t>
-      </w:r>
-      <w:r>
-        <w:rPr>
-          <w:lang w:val="en_US" w:bidi="en_US"/>
-        </w:rPr>
-        <w:t>Abstract Nouns</w:t>
       </w:r>
       <w:r>
         <w:rPr>
@@ -16242,20 +16290,31 @@
         <w:rPr>
           <w:lang w:val="en_US" w:bidi="en_US"/>
         </w:rPr>
-        <w:t>; and [[rc://</w:t>
-      </w:r>
-      <w:r>
-        <w:rPr>
-          <w:i/>
-          <w:lang w:val="en_US" w:bidi="en_US"/>
-        </w:rPr>
-        <w:t>/tw/dict/bible/kt/cornerstone]]; and [[rc://</w:t>
-      </w:r>
-      <w:r>
-        <w:rPr>
-          <w:lang w:val="en_US" w:bidi="en_US"/>
-        </w:rPr>
-        <w:t>/tw/dict/bible/other/foundation]])</w:t>
+        <w:t xml:space="preserve">; and </w:t>
+      </w:r>
+      <w:r>
+        <w:rPr>
+          <w:lang w:val="en_US" w:bidi="en_US"/>
+        </w:rPr>
+        <w:t>cornerstone</w:t>
+      </w:r>
+      <w:r>
+        <w:rPr>
+          <w:lang w:val="en_US" w:bidi="en_US"/>
+        </w:rPr>
+        <w:t xml:space="preserve">; and </w:t>
+      </w:r>
+      <w:r>
+        <w:rPr>
+          <w:lang w:val="en_US" w:bidi="en_US"/>
+        </w:rPr>
+        <w:t>foundation, founder, founded</w:t>
+      </w:r>
+      <w:r>
+        <w:rPr>
+          <w:lang w:val="en_US" w:bidi="en_US"/>
+        </w:rPr>
+        <w:t>)</w:t>
       </w:r>
       <w:r>
         <w:rPr>
@@ -16337,20 +16396,31 @@
         <w:rPr>
           <w:lang w:val="en_US" w:bidi="en_US"/>
         </w:rPr>
-        <w:t>The Bible often speaks metaphorically of people as sheep because sheep do not see well, do not think well, often walk away from those who care for them, and cannot defend themselves when other animals attack them. In 2:25, Peter alludes to Isaiah 53:6 to describe unbelievers as sheep that wander aimlessly and do not know where they are going. God’s people are also similar to sheep in that they are weak and do foolish things like rebelling against God. In 2:25, Peter also refers to Jesus as a shepherd who takes care of believers, which is a similar idea to what Jesus said in John 10:11–18. (See: [[rc://</w:t>
-      </w:r>
-      <w:r>
-        <w:rPr>
-          <w:i/>
-          <w:lang w:val="en_US" w:bidi="en_US"/>
-        </w:rPr>
-        <w:t>/tw/dict/bible/other/sheep]]; and [[rc://</w:t>
-      </w:r>
-      <w:r>
-        <w:rPr>
-          <w:lang w:val="en_US" w:bidi="en_US"/>
-        </w:rPr>
-        <w:t>/tw/dict/bible/other/shepherd]])</w:t>
+        <w:t xml:space="preserve">The Bible often speaks metaphorically of people as sheep because sheep do not see well, do not think well, often walk away from those who care for them, and cannot defend themselves when other animals attack them. In 2:25, Peter alludes to Isaiah 53:6 to describe unbelievers as sheep that wander aimlessly and do not know where they are going. God’s people are also similar to sheep in that they are weak and do foolish things like rebelling against God. In 2:25, Peter also refers to Jesus as a shepherd who takes care of believers, which is a similar idea to what Jesus said in John 10:11–18. (See: </w:t>
+      </w:r>
+      <w:r>
+        <w:rPr>
+          <w:lang w:val="en_US" w:bidi="en_US"/>
+        </w:rPr>
+        <w:t>ewe, ram, sheep, sheepfold, sheepshearer, sheepskin</w:t>
+      </w:r>
+      <w:r>
+        <w:rPr>
+          <w:lang w:val="en_US" w:bidi="en_US"/>
+        </w:rPr>
+        <w:t xml:space="preserve">; and </w:t>
+      </w:r>
+      <w:r>
+        <w:rPr>
+          <w:lang w:val="en_US" w:bidi="en_US"/>
+        </w:rPr>
+        <w:t>shepherd, herder, pastor</w:t>
+      </w:r>
+      <w:r>
+        <w:rPr>
+          <w:lang w:val="en_US" w:bidi="en_US"/>
+        </w:rPr>
+        <w:t>)</w:t>
       </w:r>
       <w:r>
         <w:rPr>
@@ -40889,7 +40959,19 @@
         <w:rPr>
           <w:lang w:val="en_US" w:bidi="en_US"/>
         </w:rPr>
-        <w:t>Although the term “Gentiles” usually refers to people who are not Jewish, in 4:3 Peter uses “Gentiles” to refer to all ungodly people who are not Jews. It does not include Gentiles who have become Christians. Actions like “licentiousness, lusts, drunkenness, carousing, drinking parties, and lawless idolatry” were typical of ungodly Gentiles. (See: [[rc://*/tw/dict/bible/kt/godly]])</w:t>
+        <w:t xml:space="preserve">Although the term “Gentiles” usually refers to people who are not Jewish, in 4:3 Peter uses “Gentiles” to refer to all ungodly people who are not Jews. It does not include Gentiles who have become Christians. Actions like “licentiousness, lusts, drunkenness, carousing, drinking parties, and lawless idolatry” were typical of ungodly Gentiles. (See: </w:t>
+      </w:r>
+      <w:r>
+        <w:rPr>
+          <w:lang w:val="en_US" w:bidi="en_US"/>
+        </w:rPr>
+        <w:t>godly, godliness, ungodly, godless, ungodliness, godlessness</w:t>
+      </w:r>
+      <w:r>
+        <w:rPr>
+          <w:lang w:val="en_US" w:bidi="en_US"/>
+        </w:rPr>
+        <w:t>)</w:t>
       </w:r>
       <w:r>
         <w:rPr>
@@ -49083,7 +49165,19 @@
         <w:rPr>
           <w:lang w:val="en_US" w:bidi="en_US"/>
         </w:rPr>
-        <w:t xml:space="preserve">Babylon was the evil nation that had destroyed Jerusalem, taken the Jews away from their homes, and ruled over them. In other places in Scripture, the authors use Babylon as a metaphor for the enemies of God’s people. In 5:13 Peter uses Babylon as a metaphor for the nation that was persecuting the Christians to whom he was writing. Most scholars believe that here Peter is referring to Rome because the Romans were severely persecuting Christians there at that time. (See: [[rc://*/tw/dict/bible/kt/evil]]; and </w:t>
+        <w:t xml:space="preserve">Babylon was the evil nation that had destroyed Jerusalem, taken the Jews away from their homes, and ruled over them. In other places in Scripture, the authors use Babylon as a metaphor for the enemies of God’s people. In 5:13 Peter uses Babylon as a metaphor for the nation that was persecuting the Christians to whom he was writing. Most scholars believe that here Peter is referring to Rome because the Romans were severely persecuting Christians there at that time. (See: </w:t>
+      </w:r>
+      <w:r>
+        <w:rPr>
+          <w:lang w:val="en_US" w:bidi="en_US"/>
+        </w:rPr>
+        <w:t>evil, wicked, wickedness, unpleasant</w:t>
+      </w:r>
+      <w:r>
+        <w:rPr>
+          <w:lang w:val="en_US" w:bidi="en_US"/>
+        </w:rPr>
+        <w:t xml:space="preserve">; and </w:t>
       </w:r>
       <w:r>
         <w:rPr>
